--- a/sig360-panasur/docs/nivel-III/matrices/TP-BT-SST-003.docx
+++ b/sig360-panasur/docs/nivel-III/matrices/TP-BT-SST-003.docx
@@ -8,6 +8,7 @@
       </w:pPr>
       <w:r>
         <w:rPr>
+          <w:rFonts w:ascii="Calibri" w:hAnsi="Calibri"/>
           <w:b/>
           <w:sz w:val="28"/>
         </w:rPr>
@@ -20,11 +21,12 @@
       </w:pPr>
       <w:r>
         <w:rPr>
+          <w:rFonts w:ascii="Calibri" w:hAnsi="Calibri"/>
           <w:b/>
           <w:color w:val="1A6B4E"/>
           <w:sz w:val="24"/>
         </w:rPr>
-        <w:t>SISTEMA INTEGRADO DE GESTIÓN — ANÁLISIS BOW-TIE</w:t>
+        <w:t>SISTEMA INTEGRADO DE GESTIÓN</w:t>
       </w:r>
     </w:p>
     <w:p>
@@ -33,60 +35,101 @@
       </w:pPr>
       <w:r>
         <w:rPr>
+          <w:rFonts w:ascii="Calibri" w:hAnsi="Calibri"/>
           <w:b/>
-          <w:sz w:val="30"/>
+          <w:sz w:val="32"/>
         </w:rPr>
-        <w:t>Análisis Bow-Tie: Exposición a Materiales Peligrosos (MATPEL)</w:t>
+        <w:t>Análisis Bow-Tie</w:t>
+        <w:br/>
+        <w:t>Exposición a Materiales Peligrosos (MATPEL)</w:t>
       </w:r>
     </w:p>
     <w:tbl>
       <w:tblPr>
+        <w:tblStyle w:val="TableGrid"/>
         <w:tblW w:type="auto" w:w="0"/>
+        <w:jc w:val="center"/>
         <w:tblLook w:firstColumn="1" w:firstRow="1" w:lastColumn="0" w:lastRow="0" w:noHBand="0" w:noVBand="1" w:val="04A0"/>
       </w:tblPr>
       <w:tblGrid>
-        <w:gridCol w:w="2160"/>
-        <w:gridCol w:w="2160"/>
-        <w:gridCol w:w="2160"/>
-        <w:gridCol w:w="2160"/>
+        <w:gridCol w:w="2493"/>
+        <w:gridCol w:w="2493"/>
+        <w:gridCol w:w="2493"/>
+        <w:gridCol w:w="2493"/>
       </w:tblGrid>
       <w:tr>
         <w:tc>
           <w:tcPr>
-            <w:tcW w:type="dxa" w:w="2160"/>
+            <w:tcW w:type="dxa" w:w="2493"/>
+            <w:shd w:fill="E8F5E9"/>
           </w:tcPr>
           <w:p>
+            <w:pPr>
+              <w:jc w:val="left"/>
+            </w:pPr>
+            <w:r/>
             <w:r>
+              <w:rPr>
+                <w:rFonts w:ascii="Calibri" w:hAnsi="Calibri"/>
+                <w:b/>
+                <w:sz w:val="20"/>
+              </w:rPr>
               <w:t>Código:</w:t>
             </w:r>
           </w:p>
         </w:tc>
         <w:tc>
           <w:tcPr>
-            <w:tcW w:type="dxa" w:w="2160"/>
+            <w:tcW w:type="dxa" w:w="2493"/>
           </w:tcPr>
           <w:p>
+            <w:pPr>
+              <w:jc w:val="left"/>
+            </w:pPr>
+            <w:r/>
             <w:r>
+              <w:rPr>
+                <w:rFonts w:ascii="Calibri" w:hAnsi="Calibri"/>
+                <w:sz w:val="20"/>
+              </w:rPr>
               <w:t>TP-BT-SST-003</w:t>
             </w:r>
           </w:p>
         </w:tc>
         <w:tc>
           <w:tcPr>
-            <w:tcW w:type="dxa" w:w="2160"/>
+            <w:tcW w:type="dxa" w:w="2493"/>
+            <w:shd w:fill="E8F5E9"/>
           </w:tcPr>
           <w:p>
+            <w:pPr>
+              <w:jc w:val="left"/>
+            </w:pPr>
+            <w:r/>
             <w:r>
+              <w:rPr>
+                <w:rFonts w:ascii="Calibri" w:hAnsi="Calibri"/>
+                <w:b/>
+                <w:sz w:val="20"/>
+              </w:rPr>
               <w:t>Versión:</w:t>
             </w:r>
           </w:p>
         </w:tc>
         <w:tc>
           <w:tcPr>
-            <w:tcW w:type="dxa" w:w="2160"/>
+            <w:tcW w:type="dxa" w:w="2493"/>
           </w:tcPr>
           <w:p>
+            <w:pPr>
+              <w:jc w:val="left"/>
+            </w:pPr>
+            <w:r/>
             <w:r>
+              <w:rPr>
+                <w:rFonts w:ascii="Calibri" w:hAnsi="Calibri"/>
+                <w:sz w:val="20"/>
+              </w:rPr>
               <w:t>1.0</w:t>
             </w:r>
           </w:p>
@@ -95,40 +138,76 @@
       <w:tr>
         <w:tc>
           <w:tcPr>
-            <w:tcW w:type="dxa" w:w="2160"/>
+            <w:tcW w:type="dxa" w:w="2493"/>
+            <w:shd w:fill="E8F5E9"/>
           </w:tcPr>
           <w:p>
+            <w:pPr>
+              <w:jc w:val="left"/>
+            </w:pPr>
+            <w:r/>
             <w:r>
+              <w:rPr>
+                <w:rFonts w:ascii="Calibri" w:hAnsi="Calibri"/>
+                <w:b/>
+                <w:sz w:val="20"/>
+              </w:rPr>
               <w:t>Área:</w:t>
             </w:r>
           </w:p>
         </w:tc>
         <w:tc>
           <w:tcPr>
-            <w:tcW w:type="dxa" w:w="2160"/>
+            <w:tcW w:type="dxa" w:w="2493"/>
           </w:tcPr>
           <w:p>
+            <w:pPr>
+              <w:jc w:val="left"/>
+            </w:pPr>
+            <w:r/>
             <w:r>
+              <w:rPr>
+                <w:rFonts w:ascii="Calibri" w:hAnsi="Calibri"/>
+                <w:sz w:val="20"/>
+              </w:rPr>
               <w:t>SST</w:t>
             </w:r>
           </w:p>
         </w:tc>
         <w:tc>
           <w:tcPr>
-            <w:tcW w:type="dxa" w:w="2160"/>
+            <w:tcW w:type="dxa" w:w="2493"/>
+            <w:shd w:fill="E8F5E9"/>
           </w:tcPr>
           <w:p>
+            <w:pPr>
+              <w:jc w:val="left"/>
+            </w:pPr>
+            <w:r/>
             <w:r>
+              <w:rPr>
+                <w:rFonts w:ascii="Calibri" w:hAnsi="Calibri"/>
+                <w:b/>
+                <w:sz w:val="20"/>
+              </w:rPr>
               <w:t>Fecha:</w:t>
             </w:r>
           </w:p>
         </w:tc>
         <w:tc>
           <w:tcPr>
-            <w:tcW w:type="dxa" w:w="2160"/>
+            <w:tcW w:type="dxa" w:w="2493"/>
           </w:tcPr>
           <w:p>
+            <w:pPr>
+              <w:jc w:val="left"/>
+            </w:pPr>
+            <w:r/>
             <w:r>
+              <w:rPr>
+                <w:rFonts w:ascii="Calibri" w:hAnsi="Calibri"/>
+                <w:sz w:val="20"/>
+              </w:rPr>
               <w:t>2026-04-03</w:t>
             </w:r>
           </w:p>
@@ -137,41 +216,155 @@
       <w:tr>
         <w:tc>
           <w:tcPr>
-            <w:tcW w:type="dxa" w:w="2160"/>
+            <w:tcW w:type="dxa" w:w="2493"/>
+            <w:shd w:fill="E8F5E9"/>
           </w:tcPr>
           <w:p>
+            <w:pPr>
+              <w:jc w:val="left"/>
+            </w:pPr>
+            <w:r/>
             <w:r>
-              <w:t>Proyecto:</w:t>
+              <w:rPr>
+                <w:rFonts w:ascii="Calibri" w:hAnsi="Calibri"/>
+                <w:b/>
+                <w:sz w:val="20"/>
+              </w:rPr>
+              <w:t>Elaborado:</w:t>
             </w:r>
           </w:p>
         </w:tc>
         <w:tc>
           <w:tcPr>
-            <w:tcW w:type="dxa" w:w="2160"/>
+            <w:tcW w:type="dxa" w:w="2493"/>
           </w:tcPr>
           <w:p>
+            <w:pPr>
+              <w:jc w:val="left"/>
+            </w:pPr>
+            <w:r/>
             <w:r>
-              <w:t>CSF Hanaqpampa</w:t>
+              <w:rPr>
+                <w:rFonts w:ascii="Calibri" w:hAnsi="Calibri"/>
+                <w:sz w:val="20"/>
+              </w:rPr>
+              <w:t>INNOVAQ SOLUTIONS</w:t>
             </w:r>
           </w:p>
         </w:tc>
         <w:tc>
           <w:tcPr>
-            <w:tcW w:type="dxa" w:w="2160"/>
+            <w:tcW w:type="dxa" w:w="2493"/>
+            <w:shd w:fill="E8F5E9"/>
           </w:tcPr>
           <w:p>
+            <w:pPr>
+              <w:jc w:val="left"/>
+            </w:pPr>
+            <w:r/>
             <w:r>
-              <w:t>Cliente:</w:t>
+              <w:rPr>
+                <w:rFonts w:ascii="Calibri" w:hAnsi="Calibri"/>
+                <w:b/>
+                <w:sz w:val="20"/>
+              </w:rPr>
+              <w:t>Revisado:</w:t>
             </w:r>
           </w:p>
         </w:tc>
         <w:tc>
           <w:tcPr>
-            <w:tcW w:type="dxa" w:w="2160"/>
+            <w:tcW w:type="dxa" w:w="2493"/>
           </w:tcPr>
           <w:p>
+            <w:pPr>
+              <w:jc w:val="left"/>
+            </w:pPr>
+            <w:r/>
             <w:r>
-              <w:t>ENGIE Energía Perú</w:t>
+              <w:rPr>
+                <w:rFonts w:ascii="Calibri" w:hAnsi="Calibri"/>
+                <w:sz w:val="20"/>
+              </w:rPr>
+              <w:t>Supervisor SST</w:t>
+            </w:r>
+          </w:p>
+        </w:tc>
+      </w:tr>
+      <w:tr>
+        <w:tc>
+          <w:tcPr>
+            <w:tcW w:type="dxa" w:w="2493"/>
+            <w:shd w:fill="E8F5E9"/>
+          </w:tcPr>
+          <w:p>
+            <w:pPr>
+              <w:jc w:val="left"/>
+            </w:pPr>
+            <w:r/>
+            <w:r>
+              <w:rPr>
+                <w:rFonts w:ascii="Calibri" w:hAnsi="Calibri"/>
+                <w:b/>
+                <w:sz w:val="20"/>
+              </w:rPr>
+              <w:t>Aprobado:</w:t>
+            </w:r>
+          </w:p>
+        </w:tc>
+        <w:tc>
+          <w:tcPr>
+            <w:tcW w:type="dxa" w:w="2493"/>
+          </w:tcPr>
+          <w:p>
+            <w:pPr>
+              <w:jc w:val="left"/>
+            </w:pPr>
+            <w:r/>
+            <w:r>
+              <w:rPr>
+                <w:rFonts w:ascii="Calibri" w:hAnsi="Calibri"/>
+                <w:sz w:val="20"/>
+              </w:rPr>
+              <w:t>Gerente General</w:t>
+            </w:r>
+          </w:p>
+        </w:tc>
+        <w:tc>
+          <w:tcPr>
+            <w:tcW w:type="dxa" w:w="2493"/>
+            <w:shd w:fill="E8F5E9"/>
+          </w:tcPr>
+          <w:p>
+            <w:pPr>
+              <w:jc w:val="left"/>
+            </w:pPr>
+            <w:r/>
+            <w:r>
+              <w:rPr>
+                <w:rFonts w:ascii="Calibri" w:hAnsi="Calibri"/>
+                <w:b/>
+                <w:sz w:val="20"/>
+              </w:rPr>
+              <w:t>Páginas:</w:t>
+            </w:r>
+          </w:p>
+        </w:tc>
+        <w:tc>
+          <w:tcPr>
+            <w:tcW w:type="dxa" w:w="2493"/>
+          </w:tcPr>
+          <w:p>
+            <w:pPr>
+              <w:jc w:val="left"/>
+            </w:pPr>
+            <w:r/>
+            <w:r>
+              <w:rPr>
+                <w:rFonts w:ascii="Calibri" w:hAnsi="Calibri"/>
+                <w:sz w:val="20"/>
+              </w:rPr>
+              <w:t>1 de 5</w:t>
             </w:r>
           </w:p>
         </w:tc>
@@ -183,12 +376,19 @@
         <w:pStyle w:val="Heading2"/>
       </w:pPr>
       <w:r>
-        <w:t>1. PELIGRO (Hazard)</w:t>
+        <w:rPr>
+          <w:rFonts w:ascii="Calibri" w:hAnsi="Calibri"/>
+        </w:rPr>
+        <w:t>1. Objetivo</w:t>
       </w:r>
     </w:p>
     <w:p>
       <w:r>
-        <w:t>Manipulación y transporte de sustancias químicas (combustibles, solventes, ácidos de baterías solares)</w:t>
+        <w:rPr>
+          <w:rFonts w:ascii="Calibri" w:hAnsi="Calibri"/>
+          <w:sz w:val="22"/>
+        </w:rPr>
+        <w:t>Identificar y analizar mediante la metodología Bow-Tie las amenazas, barreras preventivas, consecuencias y barreras de recuperación asociadas al evento principal, con el fin de gestionar eficazmente los riesgos en las operaciones del proyecto CSF Hanaqpampa.</w:t>
       </w:r>
     </w:p>
     <w:p>
@@ -196,17 +396,19 @@
         <w:pStyle w:val="Heading2"/>
       </w:pPr>
       <w:r>
-        <w:t>2. EVENTO TOPE (Top Event)</w:t>
+        <w:rPr>
+          <w:rFonts w:ascii="Calibri" w:hAnsi="Calibri"/>
+        </w:rPr>
+        <w:t>2. Alcance</w:t>
       </w:r>
     </w:p>
     <w:p>
       <w:r>
         <w:rPr>
-          <w:b/>
-          <w:color w:val="DC2626"/>
-          <w:sz w:val="26"/>
+          <w:rFonts w:ascii="Calibri" w:hAnsi="Calibri"/>
+          <w:sz w:val="22"/>
         </w:rPr>
-        <w:t>CONTACTO, INHALACIÓN O INGESTIÓN DE SUSTANCIA PELIGROSA</w:t>
+        <w:t>Este análisis aplica a todas las actividades relacionadas con el proyecto Central Solar Fotovoltaica Hanaqpampa, ubicado en Moquegua, Perú, ejecutado por Tours Panasur E.I.R.L. como contratista de ENGIE Energía Perú S.A.</w:t>
       </w:r>
     </w:p>
     <w:p>
@@ -214,55 +416,34 @@
         <w:pStyle w:val="Heading2"/>
       </w:pPr>
       <w:r>
-        <w:t>3. AMENAZAS (Threats) — Lado Izquierdo</w:t>
+        <w:rPr>
+          <w:rFonts w:ascii="Calibri" w:hAnsi="Calibri"/>
+        </w:rPr>
+        <w:t>3. Metodología Bow-Tie</w:t>
       </w:r>
     </w:p>
     <w:p>
-      <w:pPr>
-        <w:pStyle w:val="ListBullet"/>
-      </w:pPr>
       <w:r>
-        <w:t>Envase deteriorado o con fugas</w:t>
+        <w:rPr>
+          <w:rFonts w:ascii="Calibri" w:hAnsi="Calibri"/>
+          <w:sz w:val="22"/>
+        </w:rPr>
+        <w:t>La metodología Bow-Tie es una herramienta de gestión de riesgos que permite visualizar de forma gráfica la relación entre las causas (amenazas), el evento principal (Top Event), las consecuencias y las barreras de control. El diagrama tiene forma de corbata de moño (Bow-Tie) donde el nudo central representa el evento no deseado.</w:t>
       </w:r>
     </w:p>
     <w:p>
-      <w:pPr>
-        <w:pStyle w:val="ListBullet"/>
-      </w:pPr>
       <w:r>
-        <w:t>Falta de etiquetado SGA/GHS o etiqueta ilegible</w:t>
-      </w:r>
-    </w:p>
-    <w:p>
-      <w:pPr>
-        <w:pStyle w:val="ListBullet"/>
-      </w:pPr>
-      <w:r>
-        <w:t>Manipulación sin EPP especializado</w:t>
-      </w:r>
-    </w:p>
-    <w:p>
-      <w:pPr>
-        <w:pStyle w:val="ListBullet"/>
-      </w:pPr>
-      <w:r>
-        <w:t>Almacenamiento inadecuado (incompatibilidad química)</w:t>
-      </w:r>
-    </w:p>
-    <w:p>
-      <w:pPr>
-        <w:pStyle w:val="ListBullet"/>
-      </w:pPr>
-      <w:r>
-        <w:t>Mezcla accidental de sustancias incompatibles</w:t>
-      </w:r>
-    </w:p>
-    <w:p>
-      <w:pPr>
-        <w:pStyle w:val="ListBullet"/>
-      </w:pPr>
-      <w:r>
-        <w:t>Derrame durante transporte o trasvase</w:t>
+        <w:rPr>
+          <w:rFonts w:ascii="Calibri" w:hAnsi="Calibri"/>
+          <w:sz w:val="20"/>
+        </w:rPr>
+        <w:t>• Lado izquierdo: Amenazas y Barreras Preventivas (evitan que ocurra el evento)</w:t>
+        <w:br/>
+        <w:t>• Centro: Evento Principal (Top Event) — punto de pérdida de control</w:t>
+        <w:br/>
+        <w:t>• Lado derecho: Consecuencias y Barreras de Recuperación (mitigan el impacto)</w:t>
+        <w:br/>
+        <w:t>• Factores de escalamiento: condiciones que pueden degradar las barreras</w:t>
       </w:r>
     </w:p>
     <w:p>
@@ -270,60 +451,1644 @@
         <w:pStyle w:val="Heading2"/>
       </w:pPr>
       <w:r>
-        <w:t>4. BARRERAS PREVENTIVAS (Prevention)</w:t>
+        <w:rPr>
+          <w:rFonts w:ascii="Calibri" w:hAnsi="Calibri"/>
+        </w:rPr>
+        <w:t>4. Análisis Bow-Tie — Exposición a Materiales Peligrosos (MATPEL)</w:t>
+      </w:r>
+    </w:p>
+    <w:tbl>
+      <w:tblPr>
+        <w:tblStyle w:val="TableGrid"/>
+        <w:tblW w:type="auto" w:w="0"/>
+        <w:jc w:val="center"/>
+        <w:tblLook w:firstColumn="1" w:firstRow="1" w:lastColumn="0" w:lastRow="0" w:noHBand="0" w:noVBand="1" w:val="04A0"/>
+      </w:tblPr>
+      <w:tblGrid>
+        <w:gridCol w:w="4986"/>
+        <w:gridCol w:w="4986"/>
+      </w:tblGrid>
+      <w:tr>
+        <w:tc>
+          <w:tcPr>
+            <w:tcW w:type="dxa" w:w="3402"/>
+            <w:shd w:fill="1A6B4E"/>
+          </w:tcPr>
+          <w:p>
+            <w:pPr>
+              <w:jc w:val="left"/>
+            </w:pPr>
+            <w:r/>
+            <w:r>
+              <w:rPr>
+                <w:rFonts w:ascii="Calibri" w:hAnsi="Calibri"/>
+                <w:b/>
+                <w:color w:val="FFFFFF"/>
+                <w:sz w:val="20"/>
+              </w:rPr>
+              <w:t>PELIGRO (Hazard)</w:t>
+            </w:r>
+          </w:p>
+        </w:tc>
+        <w:tc>
+          <w:tcPr>
+            <w:tcW w:type="dxa" w:w="6803"/>
+          </w:tcPr>
+          <w:p>
+            <w:pPr>
+              <w:jc w:val="left"/>
+            </w:pPr>
+            <w:r/>
+            <w:r>
+              <w:rPr>
+                <w:rFonts w:ascii="Calibri" w:hAnsi="Calibri"/>
+                <w:sz w:val="20"/>
+              </w:rPr>
+              <w:t>Manipulación y transporte de sustancias químicas (combustibles, solventes, ácidos de baterías)</w:t>
+            </w:r>
+          </w:p>
+        </w:tc>
+      </w:tr>
+      <w:tr>
+        <w:tc>
+          <w:tcPr>
+            <w:tcW w:type="dxa" w:w="3402"/>
+            <w:shd w:fill="1A6B4E"/>
+          </w:tcPr>
+          <w:p>
+            <w:pPr>
+              <w:jc w:val="left"/>
+            </w:pPr>
+            <w:r/>
+            <w:r>
+              <w:rPr>
+                <w:rFonts w:ascii="Calibri" w:hAnsi="Calibri"/>
+                <w:b/>
+                <w:color w:val="FFFFFF"/>
+                <w:sz w:val="20"/>
+              </w:rPr>
+              <w:t>EVENTO PRINCIPAL (Top Event)</w:t>
+            </w:r>
+          </w:p>
+        </w:tc>
+        <w:tc>
+          <w:tcPr>
+            <w:tcW w:type="dxa" w:w="6803"/>
+            <w:shd w:fill="FFEBEE"/>
+          </w:tcPr>
+          <w:p>
+            <w:pPr>
+              <w:jc w:val="left"/>
+            </w:pPr>
+            <w:r/>
+            <w:r>
+              <w:rPr>
+                <w:rFonts w:ascii="Calibri" w:hAnsi="Calibri"/>
+                <w:sz w:val="20"/>
+              </w:rPr>
+              <w:t>Contacto/inhalación de sustancia peligrosa</w:t>
+            </w:r>
+          </w:p>
+        </w:tc>
+      </w:tr>
+      <w:tr>
+        <w:tc>
+          <w:tcPr>
+            <w:tcW w:type="dxa" w:w="3402"/>
+            <w:shd w:fill="1A6B4E"/>
+          </w:tcPr>
+          <w:p>
+            <w:pPr>
+              <w:jc w:val="left"/>
+            </w:pPr>
+            <w:r/>
+            <w:r>
+              <w:rPr>
+                <w:rFonts w:ascii="Calibri" w:hAnsi="Calibri"/>
+                <w:b/>
+                <w:color w:val="FFFFFF"/>
+                <w:sz w:val="20"/>
+              </w:rPr>
+              <w:t>PROYECTO / UBICACIÓN</w:t>
+            </w:r>
+          </w:p>
+        </w:tc>
+        <w:tc>
+          <w:tcPr>
+            <w:tcW w:type="dxa" w:w="6803"/>
+          </w:tcPr>
+          <w:p>
+            <w:pPr>
+              <w:jc w:val="left"/>
+            </w:pPr>
+            <w:r/>
+            <w:r>
+              <w:rPr>
+                <w:rFonts w:ascii="Calibri" w:hAnsi="Calibri"/>
+                <w:sz w:val="20"/>
+              </w:rPr>
+              <w:t>CSF Hanaqpampa — Moquegua, Perú (Cliente: ENGIE)</w:t>
+            </w:r>
+          </w:p>
+        </w:tc>
+      </w:tr>
+    </w:tbl>
+    <w:p/>
+    <w:p>
+      <w:r>
+        <w:rPr>
+          <w:b/>
+        </w:rPr>
+        <w:t>LADO IZQUIERDO — AMENAZAS Y BARRERAS PREVENTIVAS</w:t>
+      </w:r>
+    </w:p>
+    <w:tbl>
+      <w:tblPr>
+        <w:tblStyle w:val="TableGrid"/>
+        <w:tblW w:type="auto" w:w="0"/>
+        <w:jc w:val="center"/>
+        <w:tblLook w:firstColumn="1" w:firstRow="1" w:lastColumn="0" w:lastRow="0" w:noHBand="0" w:noVBand="1" w:val="04A0"/>
+      </w:tblPr>
+      <w:tblGrid>
+        <w:gridCol w:w="3324"/>
+        <w:gridCol w:w="3324"/>
+        <w:gridCol w:w="3324"/>
+      </w:tblGrid>
+      <w:tr>
+        <w:tc>
+          <w:tcPr>
+            <w:tcW w:type="dxa" w:w="850"/>
+            <w:shd w:fill="1A6B4E"/>
+          </w:tcPr>
+          <w:p>
+            <w:pPr>
+              <w:jc w:val="center"/>
+            </w:pPr>
+            <w:r/>
+            <w:r>
+              <w:rPr>
+                <w:rFonts w:ascii="Calibri" w:hAnsi="Calibri"/>
+                <w:b/>
+                <w:color w:val="FFFFFF"/>
+                <w:sz w:val="18"/>
+              </w:rPr>
+              <w:t>N°</w:t>
+            </w:r>
+          </w:p>
+        </w:tc>
+        <w:tc>
+          <w:tcPr>
+            <w:tcW w:type="dxa" w:w="4535"/>
+            <w:shd w:fill="1A6B4E"/>
+          </w:tcPr>
+          <w:p>
+            <w:pPr>
+              <w:jc w:val="center"/>
+            </w:pPr>
+            <w:r/>
+            <w:r>
+              <w:rPr>
+                <w:rFonts w:ascii="Calibri" w:hAnsi="Calibri"/>
+                <w:b/>
+                <w:color w:val="FFFFFF"/>
+                <w:sz w:val="18"/>
+              </w:rPr>
+              <w:t>AMENAZA (Threat)</w:t>
+            </w:r>
+          </w:p>
+        </w:tc>
+        <w:tc>
+          <w:tcPr>
+            <w:tcW w:type="dxa" w:w="4819"/>
+            <w:shd w:fill="1A6B4E"/>
+          </w:tcPr>
+          <w:p>
+            <w:pPr>
+              <w:jc w:val="center"/>
+            </w:pPr>
+            <w:r/>
+            <w:r>
+              <w:rPr>
+                <w:rFonts w:ascii="Calibri" w:hAnsi="Calibri"/>
+                <w:b/>
+                <w:color w:val="FFFFFF"/>
+                <w:sz w:val="18"/>
+              </w:rPr>
+              <w:t>BARRERA PREVENTIVA (Prevention)</w:t>
+            </w:r>
+          </w:p>
+        </w:tc>
+      </w:tr>
+      <w:tr>
+        <w:tc>
+          <w:tcPr>
+            <w:tcW w:type="dxa" w:w="850"/>
+            <w:shd w:fill="FFFFFF"/>
+          </w:tcPr>
+          <w:p>
+            <w:pPr>
+              <w:jc w:val="center"/>
+            </w:pPr>
+            <w:r/>
+            <w:r>
+              <w:rPr>
+                <w:rFonts w:ascii="Calibri" w:hAnsi="Calibri"/>
+                <w:sz w:val="18"/>
+              </w:rPr>
+              <w:t>1</w:t>
+            </w:r>
+          </w:p>
+        </w:tc>
+        <w:tc>
+          <w:tcPr>
+            <w:tcW w:type="dxa" w:w="4535"/>
+            <w:shd w:fill="FFF3E0"/>
+          </w:tcPr>
+          <w:p>
+            <w:pPr>
+              <w:jc w:val="left"/>
+            </w:pPr>
+            <w:r/>
+            <w:r>
+              <w:rPr>
+                <w:rFonts w:ascii="Calibri" w:hAnsi="Calibri"/>
+                <w:sz w:val="18"/>
+              </w:rPr>
+              <w:t>Envase deteriorado, corroído o con fisuras no detectadas</w:t>
+            </w:r>
+          </w:p>
+        </w:tc>
+        <w:tc>
+          <w:tcPr>
+            <w:tcW w:type="dxa" w:w="4819"/>
+            <w:shd w:fill="E8F5E9"/>
+          </w:tcPr>
+          <w:p>
+            <w:pPr>
+              <w:jc w:val="left"/>
+            </w:pPr>
+            <w:r/>
+            <w:r>
+              <w:rPr>
+                <w:rFonts w:ascii="Calibri" w:hAnsi="Calibri"/>
+                <w:sz w:val="18"/>
+              </w:rPr>
+              <w:t>Hojas de Datos de Seguridad (HDS/SDS) disponibles en punto de uso</w:t>
+            </w:r>
+          </w:p>
+        </w:tc>
+      </w:tr>
+      <w:tr>
+        <w:tc>
+          <w:tcPr>
+            <w:tcW w:type="dxa" w:w="850"/>
+            <w:shd w:fill="FFFFFF"/>
+          </w:tcPr>
+          <w:p>
+            <w:pPr>
+              <w:jc w:val="center"/>
+            </w:pPr>
+            <w:r/>
+            <w:r>
+              <w:rPr>
+                <w:rFonts w:ascii="Calibri" w:hAnsi="Calibri"/>
+                <w:sz w:val="18"/>
+              </w:rPr>
+              <w:t>2</w:t>
+            </w:r>
+          </w:p>
+        </w:tc>
+        <w:tc>
+          <w:tcPr>
+            <w:tcW w:type="dxa" w:w="4535"/>
+            <w:shd w:fill="FFF3E0"/>
+          </w:tcPr>
+          <w:p>
+            <w:pPr>
+              <w:jc w:val="left"/>
+            </w:pPr>
+            <w:r/>
+            <w:r>
+              <w:rPr>
+                <w:rFonts w:ascii="Calibri" w:hAnsi="Calibri"/>
+                <w:sz w:val="18"/>
+              </w:rPr>
+              <w:t>Falta de etiquetado SGA/GHS o etiqueta ilegible</w:t>
+            </w:r>
+          </w:p>
+        </w:tc>
+        <w:tc>
+          <w:tcPr>
+            <w:tcW w:type="dxa" w:w="4819"/>
+            <w:shd w:fill="E8F5E9"/>
+          </w:tcPr>
+          <w:p>
+            <w:pPr>
+              <w:jc w:val="left"/>
+            </w:pPr>
+            <w:r/>
+            <w:r>
+              <w:rPr>
+                <w:rFonts w:ascii="Calibri" w:hAnsi="Calibri"/>
+                <w:sz w:val="18"/>
+              </w:rPr>
+              <w:t>EPP especializado: respirador con filtro químico, guantes de nitrilo, traje Tyvek</w:t>
+            </w:r>
+          </w:p>
+        </w:tc>
+      </w:tr>
+      <w:tr>
+        <w:tc>
+          <w:tcPr>
+            <w:tcW w:type="dxa" w:w="850"/>
+            <w:shd w:fill="FFFFFF"/>
+          </w:tcPr>
+          <w:p>
+            <w:pPr>
+              <w:jc w:val="center"/>
+            </w:pPr>
+            <w:r/>
+            <w:r>
+              <w:rPr>
+                <w:rFonts w:ascii="Calibri" w:hAnsi="Calibri"/>
+                <w:sz w:val="18"/>
+              </w:rPr>
+              <w:t>3</w:t>
+            </w:r>
+          </w:p>
+        </w:tc>
+        <w:tc>
+          <w:tcPr>
+            <w:tcW w:type="dxa" w:w="4535"/>
+            <w:shd w:fill="FFF3E0"/>
+          </w:tcPr>
+          <w:p>
+            <w:pPr>
+              <w:jc w:val="left"/>
+            </w:pPr>
+            <w:r/>
+            <w:r>
+              <w:rPr>
+                <w:rFonts w:ascii="Calibri" w:hAnsi="Calibri"/>
+                <w:sz w:val="18"/>
+              </w:rPr>
+              <w:t>Manipulación sin EPP adecuado (respirador, guantes químicos)</w:t>
+            </w:r>
+          </w:p>
+        </w:tc>
+        <w:tc>
+          <w:tcPr>
+            <w:tcW w:type="dxa" w:w="4819"/>
+            <w:shd w:fill="E8F5E9"/>
+          </w:tcPr>
+          <w:p>
+            <w:pPr>
+              <w:jc w:val="left"/>
+            </w:pPr>
+            <w:r/>
+            <w:r>
+              <w:rPr>
+                <w:rFonts w:ascii="Calibri" w:hAnsi="Calibri"/>
+                <w:sz w:val="18"/>
+              </w:rPr>
+              <w:t>Capacitación MATPEL Nivel I para todo el personal expuesto (8 horas)</w:t>
+            </w:r>
+          </w:p>
+        </w:tc>
+      </w:tr>
+      <w:tr>
+        <w:tc>
+          <w:tcPr>
+            <w:tcW w:type="dxa" w:w="850"/>
+            <w:shd w:fill="FFFFFF"/>
+          </w:tcPr>
+          <w:p>
+            <w:pPr>
+              <w:jc w:val="center"/>
+            </w:pPr>
+            <w:r/>
+            <w:r>
+              <w:rPr>
+                <w:rFonts w:ascii="Calibri" w:hAnsi="Calibri"/>
+                <w:sz w:val="18"/>
+              </w:rPr>
+              <w:t>4</w:t>
+            </w:r>
+          </w:p>
+        </w:tc>
+        <w:tc>
+          <w:tcPr>
+            <w:tcW w:type="dxa" w:w="4535"/>
+            <w:shd w:fill="FFF3E0"/>
+          </w:tcPr>
+          <w:p>
+            <w:pPr>
+              <w:jc w:val="left"/>
+            </w:pPr>
+            <w:r/>
+            <w:r>
+              <w:rPr>
+                <w:rFonts w:ascii="Calibri" w:hAnsi="Calibri"/>
+                <w:sz w:val="18"/>
+              </w:rPr>
+              <w:t>Almacenamiento inadecuado sin contención secundaria</w:t>
+            </w:r>
+          </w:p>
+        </w:tc>
+        <w:tc>
+          <w:tcPr>
+            <w:tcW w:type="dxa" w:w="4819"/>
+            <w:shd w:fill="E8F5E9"/>
+          </w:tcPr>
+          <w:p>
+            <w:pPr>
+              <w:jc w:val="left"/>
+            </w:pPr>
+            <w:r/>
+            <w:r>
+              <w:rPr>
+                <w:rFonts w:ascii="Calibri" w:hAnsi="Calibri"/>
+                <w:sz w:val="18"/>
+              </w:rPr>
+              <w:t>Almacén construido según DS 043-2007-EM con ventilación y contención</w:t>
+            </w:r>
+          </w:p>
+        </w:tc>
+      </w:tr>
+      <w:tr>
+        <w:tc>
+          <w:tcPr>
+            <w:tcW w:type="dxa" w:w="850"/>
+            <w:shd w:fill="FFFFFF"/>
+          </w:tcPr>
+          <w:p>
+            <w:pPr>
+              <w:jc w:val="center"/>
+            </w:pPr>
+            <w:r/>
+            <w:r>
+              <w:rPr>
+                <w:rFonts w:ascii="Calibri" w:hAnsi="Calibri"/>
+                <w:sz w:val="18"/>
+              </w:rPr>
+              <w:t>5</w:t>
+            </w:r>
+          </w:p>
+        </w:tc>
+        <w:tc>
+          <w:tcPr>
+            <w:tcW w:type="dxa" w:w="4535"/>
+            <w:shd w:fill="FFF3E0"/>
+          </w:tcPr>
+          <w:p>
+            <w:pPr>
+              <w:jc w:val="left"/>
+            </w:pPr>
+            <w:r/>
+            <w:r>
+              <w:rPr>
+                <w:rFonts w:ascii="Calibri" w:hAnsi="Calibri"/>
+                <w:sz w:val="18"/>
+              </w:rPr>
+              <w:t>Mezcla de sustancias químicamente incompatibles</w:t>
+            </w:r>
+          </w:p>
+        </w:tc>
+        <w:tc>
+          <w:tcPr>
+            <w:tcW w:type="dxa" w:w="4819"/>
+            <w:shd w:fill="E8F5E9"/>
+          </w:tcPr>
+          <w:p>
+            <w:pPr>
+              <w:jc w:val="left"/>
+            </w:pPr>
+            <w:r/>
+            <w:r>
+              <w:rPr>
+                <w:rFonts w:ascii="Calibri" w:hAnsi="Calibri"/>
+                <w:sz w:val="18"/>
+              </w:rPr>
+              <w:t>Matriz de compatibilidad química verificada antes de almacenamiento conjunto</w:t>
+            </w:r>
+          </w:p>
+        </w:tc>
+      </w:tr>
+      <w:tr>
+        <w:tc>
+          <w:tcPr>
+            <w:tcW w:type="dxa" w:w="850"/>
+            <w:shd w:fill="FFFFFF"/>
+          </w:tcPr>
+          <w:p>
+            <w:pPr>
+              <w:jc w:val="center"/>
+            </w:pPr>
+            <w:r/>
+            <w:r>
+              <w:rPr>
+                <w:rFonts w:ascii="Calibri" w:hAnsi="Calibri"/>
+                <w:sz w:val="18"/>
+              </w:rPr>
+              <w:t>6</w:t>
+            </w:r>
+          </w:p>
+        </w:tc>
+        <w:tc>
+          <w:tcPr>
+            <w:tcW w:type="dxa" w:w="4535"/>
+            <w:shd w:fill="FFF3E0"/>
+          </w:tcPr>
+          <w:p>
+            <w:pPr>
+              <w:jc w:val="left"/>
+            </w:pPr>
+            <w:r/>
+            <w:r>
+              <w:rPr>
+                <w:rFonts w:ascii="Calibri" w:hAnsi="Calibri"/>
+                <w:sz w:val="18"/>
+              </w:rPr>
+              <w:t>Derrame durante transporte por mala sujeción de envases</w:t>
+            </w:r>
+          </w:p>
+        </w:tc>
+        <w:tc>
+          <w:tcPr>
+            <w:tcW w:type="dxa" w:w="4819"/>
+            <w:shd w:fill="E8F5E9"/>
+          </w:tcPr>
+          <w:p>
+            <w:pPr>
+              <w:jc w:val="left"/>
+            </w:pPr>
+            <w:r/>
+            <w:r>
+              <w:rPr>
+                <w:rFonts w:ascii="Calibri" w:hAnsi="Calibri"/>
+                <w:sz w:val="18"/>
+              </w:rPr>
+              <w:t>Kit antiderrame en cada vehículo de transporte de materiales peligrosos</w:t>
+            </w:r>
+          </w:p>
+        </w:tc>
+      </w:tr>
+    </w:tbl>
+    <w:p/>
+    <w:p>
+      <w:pPr>
+        <w:jc w:val="center"/>
+      </w:pPr>
+      <w:r>
+        <w:rPr>
+          <w:rFonts w:ascii="Calibri" w:hAnsi="Calibri"/>
+          <w:b/>
+          <w:color w:val="C62828"/>
+          <w:sz w:val="26"/>
+        </w:rPr>
+        <w:t>▶▶▶  EVENTO PRINCIPAL: Contacto/inhalación de sustancia peligrosa  ◀◀◀</w:t>
+      </w:r>
+    </w:p>
+    <w:p/>
+    <w:p>
+      <w:r>
+        <w:rPr>
+          <w:b/>
+        </w:rPr>
+        <w:t>LADO DERECHO — CONSECUENCIAS Y BARRERAS DE RECUPERACIÓN</w:t>
+      </w:r>
+    </w:p>
+    <w:tbl>
+      <w:tblPr>
+        <w:tblStyle w:val="TableGrid"/>
+        <w:tblW w:type="auto" w:w="0"/>
+        <w:jc w:val="center"/>
+        <w:tblLook w:firstColumn="1" w:firstRow="1" w:lastColumn="0" w:lastRow="0" w:noHBand="0" w:noVBand="1" w:val="04A0"/>
+      </w:tblPr>
+      <w:tblGrid>
+        <w:gridCol w:w="3324"/>
+        <w:gridCol w:w="3324"/>
+        <w:gridCol w:w="3324"/>
+      </w:tblGrid>
+      <w:tr>
+        <w:tc>
+          <w:tcPr>
+            <w:tcW w:type="dxa" w:w="850"/>
+            <w:shd w:fill="1A6B4E"/>
+          </w:tcPr>
+          <w:p>
+            <w:pPr>
+              <w:jc w:val="center"/>
+            </w:pPr>
+            <w:r/>
+            <w:r>
+              <w:rPr>
+                <w:rFonts w:ascii="Calibri" w:hAnsi="Calibri"/>
+                <w:b/>
+                <w:color w:val="FFFFFF"/>
+                <w:sz w:val="18"/>
+              </w:rPr>
+              <w:t>N°</w:t>
+            </w:r>
+          </w:p>
+        </w:tc>
+        <w:tc>
+          <w:tcPr>
+            <w:tcW w:type="dxa" w:w="4535"/>
+            <w:shd w:fill="1A6B4E"/>
+          </w:tcPr>
+          <w:p>
+            <w:pPr>
+              <w:jc w:val="center"/>
+            </w:pPr>
+            <w:r/>
+            <w:r>
+              <w:rPr>
+                <w:rFonts w:ascii="Calibri" w:hAnsi="Calibri"/>
+                <w:b/>
+                <w:color w:val="FFFFFF"/>
+                <w:sz w:val="18"/>
+              </w:rPr>
+              <w:t>CONSECUENCIA (Consequence)</w:t>
+            </w:r>
+          </w:p>
+        </w:tc>
+        <w:tc>
+          <w:tcPr>
+            <w:tcW w:type="dxa" w:w="4819"/>
+            <w:shd w:fill="1A6B4E"/>
+          </w:tcPr>
+          <w:p>
+            <w:pPr>
+              <w:jc w:val="center"/>
+            </w:pPr>
+            <w:r/>
+            <w:r>
+              <w:rPr>
+                <w:rFonts w:ascii="Calibri" w:hAnsi="Calibri"/>
+                <w:b/>
+                <w:color w:val="FFFFFF"/>
+                <w:sz w:val="18"/>
+              </w:rPr>
+              <w:t>BARRERA DE RECUPERACIÓN (Recovery)</w:t>
+            </w:r>
+          </w:p>
+        </w:tc>
+      </w:tr>
+      <w:tr>
+        <w:tc>
+          <w:tcPr>
+            <w:tcW w:type="dxa" w:w="850"/>
+          </w:tcPr>
+          <w:p>
+            <w:pPr>
+              <w:jc w:val="center"/>
+            </w:pPr>
+            <w:r/>
+            <w:r>
+              <w:rPr>
+                <w:rFonts w:ascii="Calibri" w:hAnsi="Calibri"/>
+                <w:sz w:val="18"/>
+              </w:rPr>
+              <w:t>1</w:t>
+            </w:r>
+          </w:p>
+        </w:tc>
+        <w:tc>
+          <w:tcPr>
+            <w:tcW w:type="dxa" w:w="4535"/>
+            <w:shd w:fill="FFEBEE"/>
+          </w:tcPr>
+          <w:p>
+            <w:pPr>
+              <w:jc w:val="left"/>
+            </w:pPr>
+            <w:r/>
+            <w:r>
+              <w:rPr>
+                <w:rFonts w:ascii="Calibri" w:hAnsi="Calibri"/>
+                <w:sz w:val="18"/>
+              </w:rPr>
+              <w:t>Intoxicación aguda con compromiso respiratorio o neurológico</w:t>
+            </w:r>
+          </w:p>
+        </w:tc>
+        <w:tc>
+          <w:tcPr>
+            <w:tcW w:type="dxa" w:w="4819"/>
+            <w:shd w:fill="E3F2FD"/>
+          </w:tcPr>
+          <w:p>
+            <w:pPr>
+              <w:jc w:val="left"/>
+            </w:pPr>
+            <w:r/>
+            <w:r>
+              <w:rPr>
+                <w:rFonts w:ascii="Calibri" w:hAnsi="Calibri"/>
+                <w:sz w:val="18"/>
+              </w:rPr>
+              <w:t>Ducha de emergencia y lavaojos instalados en zona de almacenamiento</w:t>
+            </w:r>
+          </w:p>
+        </w:tc>
+      </w:tr>
+      <w:tr>
+        <w:tc>
+          <w:tcPr>
+            <w:tcW w:type="dxa" w:w="850"/>
+          </w:tcPr>
+          <w:p>
+            <w:pPr>
+              <w:jc w:val="center"/>
+            </w:pPr>
+            <w:r/>
+            <w:r>
+              <w:rPr>
+                <w:rFonts w:ascii="Calibri" w:hAnsi="Calibri"/>
+                <w:sz w:val="18"/>
+              </w:rPr>
+              <w:t>2</w:t>
+            </w:r>
+          </w:p>
+        </w:tc>
+        <w:tc>
+          <w:tcPr>
+            <w:tcW w:type="dxa" w:w="4535"/>
+            <w:shd w:fill="FFEBEE"/>
+          </w:tcPr>
+          <w:p>
+            <w:pPr>
+              <w:jc w:val="left"/>
+            </w:pPr>
+            <w:r/>
+            <w:r>
+              <w:rPr>
+                <w:rFonts w:ascii="Calibri" w:hAnsi="Calibri"/>
+                <w:sz w:val="18"/>
+              </w:rPr>
+              <w:t>Quemaduras químicas en piel, ojos o vías respiratorias</w:t>
+            </w:r>
+          </w:p>
+        </w:tc>
+        <w:tc>
+          <w:tcPr>
+            <w:tcW w:type="dxa" w:w="4819"/>
+            <w:shd w:fill="E3F2FD"/>
+          </w:tcPr>
+          <w:p>
+            <w:pPr>
+              <w:jc w:val="left"/>
+            </w:pPr>
+            <w:r/>
+            <w:r>
+              <w:rPr>
+                <w:rFonts w:ascii="Calibri" w:hAnsi="Calibri"/>
+                <w:sz w:val="18"/>
+              </w:rPr>
+              <w:t>Protocolo de descontaminación de personal (paso a paso documentado)</w:t>
+            </w:r>
+          </w:p>
+        </w:tc>
+      </w:tr>
+      <w:tr>
+        <w:tc>
+          <w:tcPr>
+            <w:tcW w:type="dxa" w:w="850"/>
+          </w:tcPr>
+          <w:p>
+            <w:pPr>
+              <w:jc w:val="center"/>
+            </w:pPr>
+            <w:r/>
+            <w:r>
+              <w:rPr>
+                <w:rFonts w:ascii="Calibri" w:hAnsi="Calibri"/>
+                <w:sz w:val="18"/>
+              </w:rPr>
+              <w:t>3</w:t>
+            </w:r>
+          </w:p>
+        </w:tc>
+        <w:tc>
+          <w:tcPr>
+            <w:tcW w:type="dxa" w:w="4535"/>
+            <w:shd w:fill="FFEBEE"/>
+          </w:tcPr>
+          <w:p>
+            <w:pPr>
+              <w:jc w:val="left"/>
+            </w:pPr>
+            <w:r/>
+            <w:r>
+              <w:rPr>
+                <w:rFonts w:ascii="Calibri" w:hAnsi="Calibri"/>
+                <w:sz w:val="18"/>
+              </w:rPr>
+              <w:t>Contaminación de suelo y/o cuerpos de agua cercanos</w:t>
+            </w:r>
+          </w:p>
+        </w:tc>
+        <w:tc>
+          <w:tcPr>
+            <w:tcW w:type="dxa" w:w="4819"/>
+            <w:shd w:fill="E3F2FD"/>
+          </w:tcPr>
+          <w:p>
+            <w:pPr>
+              <w:jc w:val="left"/>
+            </w:pPr>
+            <w:r/>
+            <w:r>
+              <w:rPr>
+                <w:rFonts w:ascii="Calibri" w:hAnsi="Calibri"/>
+                <w:sz w:val="18"/>
+              </w:rPr>
+              <w:t>Atención médica inmediata por paramédico con antídotos disponibles</w:t>
+            </w:r>
+          </w:p>
+        </w:tc>
+      </w:tr>
+      <w:tr>
+        <w:tc>
+          <w:tcPr>
+            <w:tcW w:type="dxa" w:w="850"/>
+          </w:tcPr>
+          <w:p>
+            <w:pPr>
+              <w:jc w:val="center"/>
+            </w:pPr>
+            <w:r/>
+            <w:r>
+              <w:rPr>
+                <w:rFonts w:ascii="Calibri" w:hAnsi="Calibri"/>
+                <w:sz w:val="18"/>
+              </w:rPr>
+              <w:t>4</w:t>
+            </w:r>
+          </w:p>
+        </w:tc>
+        <w:tc>
+          <w:tcPr>
+            <w:tcW w:type="dxa" w:w="4535"/>
+            <w:shd w:fill="FFEBEE"/>
+          </w:tcPr>
+          <w:p>
+            <w:pPr>
+              <w:jc w:val="left"/>
+            </w:pPr>
+            <w:r/>
+            <w:r>
+              <w:rPr>
+                <w:rFonts w:ascii="Calibri" w:hAnsi="Calibri"/>
+                <w:sz w:val="18"/>
+              </w:rPr>
+              <w:t>Multa ambiental de OEFA y remediación obligatoria</w:t>
+            </w:r>
+          </w:p>
+        </w:tc>
+        <w:tc>
+          <w:tcPr>
+            <w:tcW w:type="dxa" w:w="4819"/>
+            <w:shd w:fill="E3F2FD"/>
+          </w:tcPr>
+          <w:p>
+            <w:pPr>
+              <w:jc w:val="left"/>
+            </w:pPr>
+            <w:r/>
+            <w:r>
+              <w:rPr>
+                <w:rFonts w:ascii="Calibri" w:hAnsi="Calibri"/>
+                <w:sz w:val="18"/>
+              </w:rPr>
+              <w:t>Plan de remediación ambiental según TP-PRO-AMB-003</w:t>
+            </w:r>
+          </w:p>
+        </w:tc>
+      </w:tr>
+      <w:tr>
+        <w:tc>
+          <w:tcPr>
+            <w:tcW w:type="dxa" w:w="850"/>
+          </w:tcPr>
+          <w:p>
+            <w:pPr>
+              <w:jc w:val="center"/>
+            </w:pPr>
+            <w:r/>
+            <w:r>
+              <w:rPr>
+                <w:rFonts w:ascii="Calibri" w:hAnsi="Calibri"/>
+                <w:sz w:val="18"/>
+              </w:rPr>
+              <w:t>5</w:t>
+            </w:r>
+          </w:p>
+        </w:tc>
+        <w:tc>
+          <w:tcPr>
+            <w:tcW w:type="dxa" w:w="4535"/>
+            <w:shd w:fill="FFEBEE"/>
+          </w:tcPr>
+          <w:p>
+            <w:pPr>
+              <w:jc w:val="left"/>
+            </w:pPr>
+            <w:r/>
+            <w:r>
+              <w:rPr>
+                <w:rFonts w:ascii="Calibri" w:hAnsi="Calibri"/>
+                <w:sz w:val="18"/>
+              </w:rPr>
+              <w:t>Enfermedad ocupacional crónica (dermatitis, daño hepático/renal)</w:t>
+            </w:r>
+          </w:p>
+        </w:tc>
+        <w:tc>
+          <w:tcPr>
+            <w:tcW w:type="dxa" w:w="4819"/>
+            <w:shd w:fill="E3F2FD"/>
+          </w:tcPr>
+          <w:p>
+            <w:pPr>
+              <w:jc w:val="left"/>
+            </w:pPr>
+            <w:r/>
+            <w:r>
+              <w:rPr>
+                <w:rFonts w:ascii="Calibri" w:hAnsi="Calibri"/>
+                <w:sz w:val="18"/>
+              </w:rPr>
+              <w:t>Notificación inmediata a OEFA y autoridad competente (&lt; 24 horas)</w:t>
+            </w:r>
+          </w:p>
+        </w:tc>
+      </w:tr>
+    </w:tbl>
+    <w:p/>
+    <w:p>
+      <w:r>
+        <w:rPr>
+          <w:b/>
+        </w:rPr>
+        <w:t>FACTORES DE ESCALAMIENTO (Escalation Factors)</w:t>
+      </w:r>
+    </w:p>
+    <w:tbl>
+      <w:tblPr>
+        <w:tblStyle w:val="TableGrid"/>
+        <w:tblW w:type="auto" w:w="0"/>
+        <w:jc w:val="center"/>
+        <w:tblLook w:firstColumn="1" w:firstRow="1" w:lastColumn="0" w:lastRow="0" w:noHBand="0" w:noVBand="1" w:val="04A0"/>
+      </w:tblPr>
+      <w:tblGrid>
+        <w:gridCol w:w="3324"/>
+        <w:gridCol w:w="3324"/>
+        <w:gridCol w:w="3324"/>
+      </w:tblGrid>
+      <w:tr>
+        <w:tc>
+          <w:tcPr>
+            <w:tcW w:type="dxa" w:w="850"/>
+            <w:shd w:fill="1A6B4E"/>
+          </w:tcPr>
+          <w:p>
+            <w:pPr>
+              <w:jc w:val="center"/>
+            </w:pPr>
+            <w:r/>
+            <w:r>
+              <w:rPr>
+                <w:rFonts w:ascii="Calibri" w:hAnsi="Calibri"/>
+                <w:b/>
+                <w:color w:val="FFFFFF"/>
+                <w:sz w:val="18"/>
+              </w:rPr>
+              <w:t>N°</w:t>
+            </w:r>
+          </w:p>
+        </w:tc>
+        <w:tc>
+          <w:tcPr>
+            <w:tcW w:type="dxa" w:w="4535"/>
+            <w:shd w:fill="1A6B4E"/>
+          </w:tcPr>
+          <w:p>
+            <w:pPr>
+              <w:jc w:val="center"/>
+            </w:pPr>
+            <w:r/>
+            <w:r>
+              <w:rPr>
+                <w:rFonts w:ascii="Calibri" w:hAnsi="Calibri"/>
+                <w:b/>
+                <w:color w:val="FFFFFF"/>
+                <w:sz w:val="18"/>
+              </w:rPr>
+              <w:t>FACTOR DE ESCALAMIENTO</w:t>
+            </w:r>
+          </w:p>
+        </w:tc>
+        <w:tc>
+          <w:tcPr>
+            <w:tcW w:type="dxa" w:w="4819"/>
+            <w:shd w:fill="1A6B4E"/>
+          </w:tcPr>
+          <w:p>
+            <w:pPr>
+              <w:jc w:val="center"/>
+            </w:pPr>
+            <w:r/>
+            <w:r>
+              <w:rPr>
+                <w:rFonts w:ascii="Calibri" w:hAnsi="Calibri"/>
+                <w:b/>
+                <w:color w:val="FFFFFF"/>
+                <w:sz w:val="18"/>
+              </w:rPr>
+              <w:t>CONTROL DE ESCALAMIENTO</w:t>
+            </w:r>
+          </w:p>
+        </w:tc>
+      </w:tr>
+      <w:tr>
+        <w:tc>
+          <w:tcPr>
+            <w:tcW w:type="dxa" w:w="850"/>
+          </w:tcPr>
+          <w:p>
+            <w:pPr>
+              <w:jc w:val="center"/>
+            </w:pPr>
+            <w:r/>
+            <w:r>
+              <w:rPr>
+                <w:rFonts w:ascii="Calibri" w:hAnsi="Calibri"/>
+                <w:sz w:val="18"/>
+              </w:rPr>
+              <w:t>1</w:t>
+            </w:r>
+          </w:p>
+        </w:tc>
+        <w:tc>
+          <w:tcPr>
+            <w:tcW w:type="dxa" w:w="4535"/>
+            <w:shd w:fill="FFFDE7"/>
+          </w:tcPr>
+          <w:p>
+            <w:pPr>
+              <w:jc w:val="left"/>
+            </w:pPr>
+            <w:r/>
+            <w:r>
+              <w:rPr>
+                <w:rFonts w:ascii="Calibri" w:hAnsi="Calibri"/>
+                <w:sz w:val="18"/>
+              </w:rPr>
+              <w:t>HDS no disponible o en idioma no comprendido por el trabajador</w:t>
+            </w:r>
+          </w:p>
+        </w:tc>
+        <w:tc>
+          <w:tcPr>
+            <w:tcW w:type="dxa" w:w="4819"/>
+            <w:shd w:fill="F3E5F5"/>
+          </w:tcPr>
+          <w:p>
+            <w:pPr>
+              <w:jc w:val="left"/>
+            </w:pPr>
+            <w:r/>
+            <w:r>
+              <w:rPr>
+                <w:rFonts w:ascii="Calibri" w:hAnsi="Calibri"/>
+                <w:sz w:val="18"/>
+              </w:rPr>
+              <w:t>HDS traducidas al español y resumidas en fichas de campo simplificadas</w:t>
+            </w:r>
+          </w:p>
+        </w:tc>
+      </w:tr>
+      <w:tr>
+        <w:tc>
+          <w:tcPr>
+            <w:tcW w:type="dxa" w:w="850"/>
+          </w:tcPr>
+          <w:p>
+            <w:pPr>
+              <w:jc w:val="center"/>
+            </w:pPr>
+            <w:r/>
+            <w:r>
+              <w:rPr>
+                <w:rFonts w:ascii="Calibri" w:hAnsi="Calibri"/>
+                <w:sz w:val="18"/>
+              </w:rPr>
+              <w:t>2</w:t>
+            </w:r>
+          </w:p>
+        </w:tc>
+        <w:tc>
+          <w:tcPr>
+            <w:tcW w:type="dxa" w:w="4535"/>
+            <w:shd w:fill="FFFDE7"/>
+          </w:tcPr>
+          <w:p>
+            <w:pPr>
+              <w:jc w:val="left"/>
+            </w:pPr>
+            <w:r/>
+            <w:r>
+              <w:rPr>
+                <w:rFonts w:ascii="Calibri" w:hAnsi="Calibri"/>
+                <w:sz w:val="18"/>
+              </w:rPr>
+              <w:t>EPP inadecuado para el químico específico manipulado</w:t>
+            </w:r>
+          </w:p>
+        </w:tc>
+        <w:tc>
+          <w:tcPr>
+            <w:tcW w:type="dxa" w:w="4819"/>
+            <w:shd w:fill="F3E5F5"/>
+          </w:tcPr>
+          <w:p>
+            <w:pPr>
+              <w:jc w:val="left"/>
+            </w:pPr>
+            <w:r/>
+            <w:r>
+              <w:rPr>
+                <w:rFonts w:ascii="Calibri" w:hAnsi="Calibri"/>
+                <w:sz w:val="18"/>
+              </w:rPr>
+              <w:t>Matriz de selección de EPP por sustancia química actualizada</w:t>
+            </w:r>
+          </w:p>
+        </w:tc>
+      </w:tr>
+      <w:tr>
+        <w:tc>
+          <w:tcPr>
+            <w:tcW w:type="dxa" w:w="850"/>
+          </w:tcPr>
+          <w:p>
+            <w:pPr>
+              <w:jc w:val="center"/>
+            </w:pPr>
+            <w:r/>
+            <w:r>
+              <w:rPr>
+                <w:rFonts w:ascii="Calibri" w:hAnsi="Calibri"/>
+                <w:sz w:val="18"/>
+              </w:rPr>
+              <w:t>3</w:t>
+            </w:r>
+          </w:p>
+        </w:tc>
+        <w:tc>
+          <w:tcPr>
+            <w:tcW w:type="dxa" w:w="4535"/>
+            <w:shd w:fill="FFFDE7"/>
+          </w:tcPr>
+          <w:p>
+            <w:pPr>
+              <w:jc w:val="left"/>
+            </w:pPr>
+            <w:r/>
+            <w:r>
+              <w:rPr>
+                <w:rFonts w:ascii="Calibri" w:hAnsi="Calibri"/>
+                <w:sz w:val="18"/>
+              </w:rPr>
+              <w:t>Almacén sin ventilación por diseño deficiente</w:t>
+            </w:r>
+          </w:p>
+        </w:tc>
+        <w:tc>
+          <w:tcPr>
+            <w:tcW w:type="dxa" w:w="4819"/>
+            <w:shd w:fill="F3E5F5"/>
+          </w:tcPr>
+          <w:p>
+            <w:pPr>
+              <w:jc w:val="left"/>
+            </w:pPr>
+            <w:r/>
+            <w:r>
+              <w:rPr>
+                <w:rFonts w:ascii="Calibri" w:hAnsi="Calibri"/>
+                <w:sz w:val="18"/>
+              </w:rPr>
+              <w:t>Medición de gases con detector multigas antes de ingreso al almacén</w:t>
+            </w:r>
+          </w:p>
+        </w:tc>
+      </w:tr>
+      <w:tr>
+        <w:tc>
+          <w:tcPr>
+            <w:tcW w:type="dxa" w:w="850"/>
+          </w:tcPr>
+          <w:p>
+            <w:pPr>
+              <w:jc w:val="center"/>
+            </w:pPr>
+            <w:r/>
+            <w:r>
+              <w:rPr>
+                <w:rFonts w:ascii="Calibri" w:hAnsi="Calibri"/>
+                <w:sz w:val="18"/>
+              </w:rPr>
+              <w:t>4</w:t>
+            </w:r>
+          </w:p>
+        </w:tc>
+        <w:tc>
+          <w:tcPr>
+            <w:tcW w:type="dxa" w:w="4535"/>
+            <w:shd w:fill="FFFDE7"/>
+          </w:tcPr>
+          <w:p>
+            <w:pPr>
+              <w:jc w:val="left"/>
+            </w:pPr>
+            <w:r/>
+            <w:r>
+              <w:rPr>
+                <w:rFonts w:ascii="Calibri" w:hAnsi="Calibri"/>
+                <w:sz w:val="18"/>
+              </w:rPr>
+              <w:t>Personal sin capacitación MATPEL asignado a tareas con químicos</w:t>
+            </w:r>
+          </w:p>
+        </w:tc>
+        <w:tc>
+          <w:tcPr>
+            <w:tcW w:type="dxa" w:w="4819"/>
+            <w:shd w:fill="F3E5F5"/>
+          </w:tcPr>
+          <w:p>
+            <w:pPr>
+              <w:jc w:val="left"/>
+            </w:pPr>
+            <w:r/>
+            <w:r>
+              <w:rPr>
+                <w:rFonts w:ascii="Calibri" w:hAnsi="Calibri"/>
+                <w:sz w:val="18"/>
+              </w:rPr>
+              <w:t>Verificación de certificado MATPEL vigente antes de autorización</w:t>
+            </w:r>
+          </w:p>
+        </w:tc>
+      </w:tr>
+      <w:tr>
+        <w:tc>
+          <w:tcPr>
+            <w:tcW w:type="dxa" w:w="850"/>
+          </w:tcPr>
+          <w:p>
+            <w:pPr>
+              <w:jc w:val="center"/>
+            </w:pPr>
+            <w:r/>
+            <w:r>
+              <w:rPr>
+                <w:rFonts w:ascii="Calibri" w:hAnsi="Calibri"/>
+                <w:sz w:val="18"/>
+              </w:rPr>
+              <w:t>5</w:t>
+            </w:r>
+          </w:p>
+        </w:tc>
+        <w:tc>
+          <w:tcPr>
+            <w:tcW w:type="dxa" w:w="4535"/>
+            <w:shd w:fill="FFFDE7"/>
+          </w:tcPr>
+          <w:p>
+            <w:pPr>
+              <w:jc w:val="left"/>
+            </w:pPr>
+            <w:r/>
+            <w:r>
+              <w:rPr>
+                <w:rFonts w:ascii="Calibri" w:hAnsi="Calibri"/>
+                <w:sz w:val="18"/>
+              </w:rPr>
+              <w:t>Kit antiderrame agotado o incompleto</w:t>
+            </w:r>
+          </w:p>
+        </w:tc>
+        <w:tc>
+          <w:tcPr>
+            <w:tcW w:type="dxa" w:w="4819"/>
+            <w:shd w:fill="F3E5F5"/>
+          </w:tcPr>
+          <w:p>
+            <w:pPr>
+              <w:jc w:val="left"/>
+            </w:pPr>
+            <w:r/>
+            <w:r>
+              <w:rPr>
+                <w:rFonts w:ascii="Calibri" w:hAnsi="Calibri"/>
+                <w:sz w:val="18"/>
+              </w:rPr>
+              <w:t>Inspección semanal de kits con check-list y reposición inmediata</w:t>
+            </w:r>
+          </w:p>
+        </w:tc>
+      </w:tr>
+    </w:tbl>
+    <w:p>
+      <w:pPr>
+        <w:pStyle w:val="Heading2"/>
+      </w:pPr>
+      <w:r>
+        <w:rPr>
+          <w:rFonts w:ascii="Calibri" w:hAnsi="Calibri"/>
+        </w:rPr>
+        <w:t>5. Responsabilidades</w:t>
+      </w:r>
+    </w:p>
+    <w:tbl>
+      <w:tblPr>
+        <w:tblStyle w:val="TableGrid"/>
+        <w:tblW w:type="auto" w:w="0"/>
+        <w:jc w:val="center"/>
+        <w:tblLook w:firstColumn="1" w:firstRow="1" w:lastColumn="0" w:lastRow="0" w:noHBand="0" w:noVBand="1" w:val="04A0"/>
+      </w:tblPr>
+      <w:tblGrid>
+        <w:gridCol w:w="4986"/>
+        <w:gridCol w:w="4986"/>
+      </w:tblGrid>
+      <w:tr>
+        <w:tc>
+          <w:tcPr>
+            <w:tcW w:type="dxa" w:w="4986"/>
+            <w:shd w:fill="1A6B4E"/>
+          </w:tcPr>
+          <w:p>
+            <w:pPr>
+              <w:jc w:val="center"/>
+            </w:pPr>
+            <w:r/>
+            <w:r>
+              <w:rPr>
+                <w:rFonts w:ascii="Calibri" w:hAnsi="Calibri"/>
+                <w:b/>
+                <w:color w:val="FFFFFF"/>
+                <w:sz w:val="20"/>
+              </w:rPr>
+              <w:t>ROL</w:t>
+            </w:r>
+          </w:p>
+        </w:tc>
+        <w:tc>
+          <w:tcPr>
+            <w:tcW w:type="dxa" w:w="4986"/>
+            <w:shd w:fill="1A6B4E"/>
+          </w:tcPr>
+          <w:p>
+            <w:pPr>
+              <w:jc w:val="center"/>
+            </w:pPr>
+            <w:r/>
+            <w:r>
+              <w:rPr>
+                <w:rFonts w:ascii="Calibri" w:hAnsi="Calibri"/>
+                <w:b/>
+                <w:color w:val="FFFFFF"/>
+                <w:sz w:val="20"/>
+              </w:rPr>
+              <w:t>RESPONSABILIDAD</w:t>
+            </w:r>
+          </w:p>
+        </w:tc>
+      </w:tr>
+      <w:tr>
+        <w:tc>
+          <w:tcPr>
+            <w:tcW w:type="dxa" w:w="4986"/>
+          </w:tcPr>
+          <w:p>
+            <w:pPr>
+              <w:jc w:val="left"/>
+            </w:pPr>
+            <w:r/>
+            <w:r>
+              <w:rPr>
+                <w:rFonts w:ascii="Calibri" w:hAnsi="Calibri"/>
+                <w:b/>
+                <w:sz w:val="20"/>
+              </w:rPr>
+              <w:t>Gerente General</w:t>
+            </w:r>
+          </w:p>
+        </w:tc>
+        <w:tc>
+          <w:tcPr>
+            <w:tcW w:type="dxa" w:w="4986"/>
+          </w:tcPr>
+          <w:p>
+            <w:pPr>
+              <w:jc w:val="left"/>
+            </w:pPr>
+            <w:r/>
+            <w:r>
+              <w:rPr>
+                <w:rFonts w:ascii="Calibri" w:hAnsi="Calibri"/>
+                <w:sz w:val="20"/>
+              </w:rPr>
+              <w:t>Asegurar recursos para la implementación de barreras de control.</w:t>
+            </w:r>
+          </w:p>
+        </w:tc>
+      </w:tr>
+      <w:tr>
+        <w:tc>
+          <w:tcPr>
+            <w:tcW w:type="dxa" w:w="4986"/>
+          </w:tcPr>
+          <w:p>
+            <w:pPr>
+              <w:jc w:val="left"/>
+            </w:pPr>
+            <w:r/>
+            <w:r>
+              <w:rPr>
+                <w:rFonts w:ascii="Calibri" w:hAnsi="Calibri"/>
+                <w:b/>
+                <w:sz w:val="20"/>
+              </w:rPr>
+              <w:t>Supervisor SST</w:t>
+            </w:r>
+          </w:p>
+        </w:tc>
+        <w:tc>
+          <w:tcPr>
+            <w:tcW w:type="dxa" w:w="4986"/>
+          </w:tcPr>
+          <w:p>
+            <w:pPr>
+              <w:jc w:val="left"/>
+            </w:pPr>
+            <w:r/>
+            <w:r>
+              <w:rPr>
+                <w:rFonts w:ascii="Calibri" w:hAnsi="Calibri"/>
+                <w:sz w:val="20"/>
+              </w:rPr>
+              <w:t>Verificar la implementación y eficacia de las barreras preventivas y de recuperación.</w:t>
+            </w:r>
+          </w:p>
+        </w:tc>
+      </w:tr>
+      <w:tr>
+        <w:tc>
+          <w:tcPr>
+            <w:tcW w:type="dxa" w:w="4986"/>
+          </w:tcPr>
+          <w:p>
+            <w:pPr>
+              <w:jc w:val="left"/>
+            </w:pPr>
+            <w:r/>
+            <w:r>
+              <w:rPr>
+                <w:rFonts w:ascii="Calibri" w:hAnsi="Calibri"/>
+                <w:b/>
+                <w:sz w:val="20"/>
+              </w:rPr>
+              <w:t>Trabajadores</w:t>
+            </w:r>
+          </w:p>
+        </w:tc>
+        <w:tc>
+          <w:tcPr>
+            <w:tcW w:type="dxa" w:w="4986"/>
+          </w:tcPr>
+          <w:p>
+            <w:pPr>
+              <w:jc w:val="left"/>
+            </w:pPr>
+            <w:r/>
+            <w:r>
+              <w:rPr>
+                <w:rFonts w:ascii="Calibri" w:hAnsi="Calibri"/>
+                <w:sz w:val="20"/>
+              </w:rPr>
+              <w:t>Cumplir con los procedimientos establecidos y reportar condiciones subestándar.</w:t>
+            </w:r>
+          </w:p>
+        </w:tc>
+      </w:tr>
+      <w:tr>
+        <w:tc>
+          <w:tcPr>
+            <w:tcW w:type="dxa" w:w="4986"/>
+          </w:tcPr>
+          <w:p>
+            <w:pPr>
+              <w:jc w:val="left"/>
+            </w:pPr>
+            <w:r/>
+            <w:r>
+              <w:rPr>
+                <w:rFonts w:ascii="Calibri" w:hAnsi="Calibri"/>
+                <w:b/>
+                <w:sz w:val="20"/>
+              </w:rPr>
+              <w:t>INNOVAQ SOLUTIONS</w:t>
+            </w:r>
+          </w:p>
+        </w:tc>
+        <w:tc>
+          <w:tcPr>
+            <w:tcW w:type="dxa" w:w="4986"/>
+          </w:tcPr>
+          <w:p>
+            <w:pPr>
+              <w:jc w:val="left"/>
+            </w:pPr>
+            <w:r/>
+            <w:r>
+              <w:rPr>
+                <w:rFonts w:ascii="Calibri" w:hAnsi="Calibri"/>
+                <w:sz w:val="20"/>
+              </w:rPr>
+              <w:t>Asesorar en la identificación de riesgos y diseño de barreras de control.</w:t>
+            </w:r>
+          </w:p>
+        </w:tc>
+      </w:tr>
+    </w:tbl>
+    <w:p>
+      <w:pPr>
+        <w:pStyle w:val="Heading2"/>
+      </w:pPr>
+      <w:r>
+        <w:rPr>
+          <w:rFonts w:ascii="Calibri" w:hAnsi="Calibri"/>
+        </w:rPr>
+        <w:t>6. Referencias Normativas</w:t>
       </w:r>
     </w:p>
     <w:p>
       <w:r>
-        <w:t>Controles que previenen que las amenazas causen el evento tope:</w:t>
+        <w:rPr>
+          <w:rFonts w:ascii="Calibri" w:hAnsi="Calibri"/>
+          <w:sz w:val="20"/>
+        </w:rPr>
+        <w:t>• Ley 29783 — Ley de Seguridad y Salud en el Trabajo</w:t>
       </w:r>
     </w:p>
     <w:p>
-      <w:pPr>
-        <w:pStyle w:val="ListBullet"/>
-      </w:pPr>
       <w:r>
-        <w:t>✓ Hojas de Datos de Seguridad (HDS) disponibles en punto de uso</w:t>
+        <w:rPr>
+          <w:rFonts w:ascii="Calibri" w:hAnsi="Calibri"/>
+          <w:sz w:val="20"/>
+        </w:rPr>
+        <w:t>• DS 005-2012-TR — Reglamento de la Ley 29783</w:t>
       </w:r>
     </w:p>
     <w:p>
-      <w:pPr>
-        <w:pStyle w:val="ListBullet"/>
-      </w:pPr>
       <w:r>
-        <w:t>✓ EPP especializado: respirador, guantes de nitrilo, traje Tyvek, gafas</w:t>
+        <w:rPr>
+          <w:rFonts w:ascii="Calibri" w:hAnsi="Calibri"/>
+          <w:sz w:val="20"/>
+        </w:rPr>
+        <w:t>• ISO 45001:2018 — Sistemas de Gestión de Seguridad y Salud en el Trabajo</w:t>
       </w:r>
     </w:p>
     <w:p>
-      <w:pPr>
-        <w:pStyle w:val="ListBullet"/>
-      </w:pPr>
       <w:r>
-        <w:t>✓ Capacitación MATPEL Nivel I para todo el personal operativo</w:t>
+        <w:rPr>
+          <w:rFonts w:ascii="Calibri" w:hAnsi="Calibri"/>
+          <w:sz w:val="20"/>
+        </w:rPr>
+        <w:t>• ISO 14001:2015 — Sistemas de Gestión Ambiental</w:t>
       </w:r>
     </w:p>
     <w:p>
-      <w:pPr>
-        <w:pStyle w:val="ListBullet"/>
-      </w:pPr>
       <w:r>
-        <w:t>✓ Almacén según DS 043-2007-EM con matriz de incompatibilidad</w:t>
+        <w:rPr>
+          <w:rFonts w:ascii="Calibri" w:hAnsi="Calibri"/>
+          <w:sz w:val="20"/>
+        </w:rPr>
+        <w:t>• RM 050-2013-TR — Formatos referenciales de SST</w:t>
       </w:r>
     </w:p>
     <w:p>
-      <w:pPr>
-        <w:pStyle w:val="ListBullet"/>
-      </w:pPr>
       <w:r>
-        <w:t>✓ Verificación de compatibilidad química antes de almacenar</w:t>
-      </w:r>
-    </w:p>
-    <w:p>
-      <w:pPr>
-        <w:pStyle w:val="ListBullet"/>
-      </w:pPr>
-      <w:r>
-        <w:t>✓ Kit antiderrame de 50 galones en cada unidad de transporte</w:t>
+        <w:rPr>
+          <w:rFonts w:ascii="Calibri" w:hAnsi="Calibri"/>
+          <w:sz w:val="20"/>
+        </w:rPr>
+        <w:t>• Estándares ENGIE — Requisitos de seguridad para contratistas</w:t>
       </w:r>
     </w:p>
     <w:p>
@@ -331,196 +2096,189 @@
         <w:pStyle w:val="Heading2"/>
       </w:pPr>
       <w:r>
-        <w:t>5. CONSECUENCIAS (Consequences) — Lado Derecho</w:t>
+        <w:rPr>
+          <w:rFonts w:ascii="Calibri" w:hAnsi="Calibri"/>
+        </w:rPr>
+        <w:t>7. Control de Cambios</w:t>
       </w:r>
     </w:p>
-    <w:p>
-      <w:pPr>
-        <w:pStyle w:val="ListBullet"/>
-      </w:pPr>
-      <w:r>
-        <w:t>Intoxicación aguda por inhalación de vapores</w:t>
-      </w:r>
-    </w:p>
-    <w:p>
-      <w:pPr>
-        <w:pStyle w:val="ListBullet"/>
-      </w:pPr>
-      <w:r>
-        <w:t>Quemaduras químicas en piel y ojos</w:t>
-      </w:r>
-    </w:p>
-    <w:p>
-      <w:pPr>
-        <w:pStyle w:val="ListBullet"/>
-      </w:pPr>
-      <w:r>
-        <w:t>Contaminación de suelo y aguas subterráneas</w:t>
-      </w:r>
-    </w:p>
-    <w:p>
-      <w:pPr>
-        <w:pStyle w:val="ListBullet"/>
-      </w:pPr>
-      <w:r>
-        <w:t>Multa ambiental de OEFA (hasta 10,000 UIT)</w:t>
-      </w:r>
-    </w:p>
-    <w:p>
-      <w:pPr>
-        <w:pStyle w:val="ListBullet"/>
-      </w:pPr>
-      <w:r>
-        <w:t>Enfermedad ocupacional crónica (exposición prolongada)</w:t>
-      </w:r>
-    </w:p>
-    <w:p>
-      <w:pPr>
-        <w:pStyle w:val="ListBullet"/>
-      </w:pPr>
-      <w:r>
-        <w:t>Paralización ambiental del proyecto</w:t>
-      </w:r>
-    </w:p>
-    <w:p>
-      <w:pPr>
-        <w:pStyle w:val="Heading2"/>
-      </w:pPr>
-      <w:r>
-        <w:t>6. BARRERAS DE RECUPERACIÓN (Mitigation)</w:t>
-      </w:r>
-    </w:p>
-    <w:p>
-      <w:r>
-        <w:t>Controles que mitigan las consecuencias después del evento tope:</w:t>
-      </w:r>
-    </w:p>
-    <w:p>
-      <w:pPr>
-        <w:pStyle w:val="ListBullet"/>
-      </w:pPr>
-      <w:r>
-        <w:t>✓ Ducha de emergencia y lavaojos en obra (&lt; 10 segundos)</w:t>
-      </w:r>
-    </w:p>
-    <w:p>
-      <w:pPr>
-        <w:pStyle w:val="ListBullet"/>
-      </w:pPr>
-      <w:r>
-        <w:t>✓ Protocolo de descontaminación de primera respuesta</w:t>
-      </w:r>
-    </w:p>
-    <w:p>
-      <w:pPr>
-        <w:pStyle w:val="ListBullet"/>
-      </w:pPr>
-      <w:r>
-        <w:t>✓ Atención médica inmediata por paramédico de turno</w:t>
-      </w:r>
-    </w:p>
-    <w:p>
-      <w:pPr>
-        <w:pStyle w:val="ListBullet"/>
-      </w:pPr>
-      <w:r>
-        <w:t>✓ Plan de remediación ambiental (TP-PRO-AMB-003)</w:t>
-      </w:r>
-    </w:p>
-    <w:p>
-      <w:pPr>
-        <w:pStyle w:val="ListBullet"/>
-      </w:pPr>
-      <w:r>
-        <w:t>✓ Monitoreo post-incidente de suelo y agua</w:t>
-      </w:r>
-    </w:p>
-    <w:p>
-      <w:pPr>
-        <w:pStyle w:val="ListBullet"/>
-      </w:pPr>
-      <w:r>
-        <w:t>✓ Notificación OEFA dentro de 24 horas</w:t>
-      </w:r>
-    </w:p>
-    <w:p>
-      <w:pPr>
-        <w:pStyle w:val="Heading2"/>
-      </w:pPr>
-      <w:r>
-        <w:t>7. FACTORES DE ESCALAMIENTO</w:t>
-      </w:r>
-    </w:p>
-    <w:p>
-      <w:r>
-        <w:t>Factores que pueden degradar la efectividad de las barreras:</w:t>
-      </w:r>
-    </w:p>
-    <w:p>
-      <w:pPr>
-        <w:pStyle w:val="ListBullet"/>
-      </w:pPr>
-      <w:r>
-        <w:t>⚠ HDS no disponible en idioma español</w:t>
-      </w:r>
-    </w:p>
-    <w:p>
-      <w:pPr>
-        <w:pStyle w:val="ListBullet"/>
-      </w:pPr>
-      <w:r>
-        <w:t>⚠ Personal sin capacitación MATPEL actualizada</w:t>
-      </w:r>
-    </w:p>
-    <w:p>
-      <w:pPr>
-        <w:pStyle w:val="ListBullet"/>
-      </w:pPr>
-      <w:r>
-        <w:t>⚠ Kit antiderrame no revisado periódicamente</w:t>
-      </w:r>
-    </w:p>
-    <w:p>
-      <w:pPr>
-        <w:pStyle w:val="ListBullet"/>
-      </w:pPr>
-      <w:r>
-        <w:t>⚠ Ausencia de inventario actualizado de sustancias químicas</w:t>
-      </w:r>
-    </w:p>
-    <w:p>
-      <w:pPr>
-        <w:pStyle w:val="Heading2"/>
-      </w:pPr>
-      <w:r>
-        <w:t>8. DIAGRAMA BOW-TIE</w:t>
-      </w:r>
-    </w:p>
-    <w:p>
-      <w:r>
-        <w:t>AMENAZAS → [BARRERAS PREVENTIVAS] → EVENTO TOPE → [BARRERAS DE RECUPERACIÓN] → CONSECUENCIAS</w:t>
-        <w:br/>
-        <w:br/>
-        <w:t>Ver diagrama visual en la plataforma SIG 360° → Módulo Bow-Tie → TP-BT-SST-003</w:t>
-      </w:r>
-    </w:p>
-    <w:p/>
-    <w:p>
-      <w:pPr>
+    <w:tbl>
+      <w:tblPr>
+        <w:tblStyle w:val="TableGrid"/>
+        <w:tblW w:type="auto" w:w="0"/>
         <w:jc w:val="center"/>
-      </w:pPr>
-      <w:r>
-        <w:rPr>
-          <w:i/>
-          <w:color w:val="94A3B8"/>
-          <w:sz w:val="16"/>
-        </w:rPr>
-        <w:t>Documento controlado — SIG 360° Tours Panasur E.I.R.L. | Proyecto CSF Hanaqpampa</w:t>
-      </w:r>
-    </w:p>
+        <w:tblLook w:firstColumn="1" w:firstRow="1" w:lastColumn="0" w:lastRow="0" w:noHBand="0" w:noVBand="1" w:val="04A0"/>
+      </w:tblPr>
+      <w:tblGrid>
+        <w:gridCol w:w="2493"/>
+        <w:gridCol w:w="2493"/>
+        <w:gridCol w:w="2493"/>
+        <w:gridCol w:w="2493"/>
+      </w:tblGrid>
+      <w:tr>
+        <w:tc>
+          <w:tcPr>
+            <w:tcW w:type="dxa" w:w="2493"/>
+            <w:shd w:fill="1A6B4E"/>
+          </w:tcPr>
+          <w:p>
+            <w:pPr>
+              <w:jc w:val="center"/>
+            </w:pPr>
+            <w:r/>
+            <w:r>
+              <w:rPr>
+                <w:rFonts w:ascii="Calibri" w:hAnsi="Calibri"/>
+                <w:b/>
+                <w:color w:val="FFFFFF"/>
+                <w:sz w:val="18"/>
+              </w:rPr>
+              <w:t>VERSIÓN</w:t>
+            </w:r>
+          </w:p>
+        </w:tc>
+        <w:tc>
+          <w:tcPr>
+            <w:tcW w:type="dxa" w:w="2493"/>
+            <w:shd w:fill="1A6B4E"/>
+          </w:tcPr>
+          <w:p>
+            <w:pPr>
+              <w:jc w:val="center"/>
+            </w:pPr>
+            <w:r/>
+            <w:r>
+              <w:rPr>
+                <w:rFonts w:ascii="Calibri" w:hAnsi="Calibri"/>
+                <w:b/>
+                <w:color w:val="FFFFFF"/>
+                <w:sz w:val="18"/>
+              </w:rPr>
+              <w:t>FECHA</w:t>
+            </w:r>
+          </w:p>
+        </w:tc>
+        <w:tc>
+          <w:tcPr>
+            <w:tcW w:type="dxa" w:w="2493"/>
+            <w:shd w:fill="1A6B4E"/>
+          </w:tcPr>
+          <w:p>
+            <w:pPr>
+              <w:jc w:val="center"/>
+            </w:pPr>
+            <w:r/>
+            <w:r>
+              <w:rPr>
+                <w:rFonts w:ascii="Calibri" w:hAnsi="Calibri"/>
+                <w:b/>
+                <w:color w:val="FFFFFF"/>
+                <w:sz w:val="18"/>
+              </w:rPr>
+              <w:t>DESCRIPCIÓN</w:t>
+            </w:r>
+          </w:p>
+        </w:tc>
+        <w:tc>
+          <w:tcPr>
+            <w:tcW w:type="dxa" w:w="2493"/>
+            <w:shd w:fill="1A6B4E"/>
+          </w:tcPr>
+          <w:p>
+            <w:pPr>
+              <w:jc w:val="center"/>
+            </w:pPr>
+            <w:r/>
+            <w:r>
+              <w:rPr>
+                <w:rFonts w:ascii="Calibri" w:hAnsi="Calibri"/>
+                <w:b/>
+                <w:color w:val="FFFFFF"/>
+                <w:sz w:val="18"/>
+              </w:rPr>
+              <w:t>RESPONSABLE</w:t>
+            </w:r>
+          </w:p>
+        </w:tc>
+      </w:tr>
+      <w:tr>
+        <w:tc>
+          <w:tcPr>
+            <w:tcW w:type="dxa" w:w="2493"/>
+          </w:tcPr>
+          <w:p>
+            <w:pPr>
+              <w:jc w:val="center"/>
+            </w:pPr>
+            <w:r/>
+            <w:r>
+              <w:rPr>
+                <w:rFonts w:ascii="Calibri" w:hAnsi="Calibri"/>
+                <w:sz w:val="18"/>
+              </w:rPr>
+              <w:t>1.0</w:t>
+            </w:r>
+          </w:p>
+        </w:tc>
+        <w:tc>
+          <w:tcPr>
+            <w:tcW w:type="dxa" w:w="2493"/>
+          </w:tcPr>
+          <w:p>
+            <w:pPr>
+              <w:jc w:val="center"/>
+            </w:pPr>
+            <w:r/>
+            <w:r>
+              <w:rPr>
+                <w:rFonts w:ascii="Calibri" w:hAnsi="Calibri"/>
+                <w:sz w:val="18"/>
+              </w:rPr>
+              <w:t>2026-04-03</w:t>
+            </w:r>
+          </w:p>
+        </w:tc>
+        <w:tc>
+          <w:tcPr>
+            <w:tcW w:type="dxa" w:w="2493"/>
+          </w:tcPr>
+          <w:p>
+            <w:pPr>
+              <w:jc w:val="center"/>
+            </w:pPr>
+            <w:r/>
+            <w:r>
+              <w:rPr>
+                <w:rFonts w:ascii="Calibri" w:hAnsi="Calibri"/>
+                <w:sz w:val="18"/>
+              </w:rPr>
+              <w:t>Emisión inicial</w:t>
+            </w:r>
+          </w:p>
+        </w:tc>
+        <w:tc>
+          <w:tcPr>
+            <w:tcW w:type="dxa" w:w="2493"/>
+          </w:tcPr>
+          <w:p>
+            <w:pPr>
+              <w:jc w:val="center"/>
+            </w:pPr>
+            <w:r/>
+            <w:r>
+              <w:rPr>
+                <w:rFonts w:ascii="Calibri" w:hAnsi="Calibri"/>
+                <w:sz w:val="18"/>
+              </w:rPr>
+              <w:t>INNOVAQ SOLUTIONS</w:t>
+            </w:r>
+          </w:p>
+        </w:tc>
+      </w:tr>
+    </w:tbl>
     <w:sectPr>
       <w:pgSz w:w="12240" w:h="15840"/>
-      <w:pgMar w:top="1440" w:right="1800" w:bottom="1440" w:left="1800" w:header="720" w:footer="720" w:gutter="0"/>
+      <w:pgMar w:top="1134" w:right="1134" w:bottom="1134" w:left="1134" w:header="720" w:footer="720" w:gutter="0"/>
       <w:cols w:space="720"/>
       <w:docGrid w:linePitch="360"/>
     </w:sectPr>
